--- a/examples/autoencoder/doc/autoenc_stacked_ed.docx
+++ b/examples/autoencoder/doc/autoenc_stacked_ed.docx
@@ -1323,7 +1323,7 @@
         <w:rPr>
           <w:rStyle w:val="VerbatimChar"/>
         </w:rPr>
-        <w:t xml:space="preserve">## [1,] 0.7220103 0.8259877 0.9126558 0.9711264 0.9989528</w:t>
+        <w:t xml:space="preserve">## [1,] 0.7298584 0.8322171 0.9133407 0.9691232 0.9942747</w:t>
       </w:r>
       <w:r>
         <w:br/>
@@ -1332,7 +1332,7 @@
         <w:rPr>
           <w:rStyle w:val="VerbatimChar"/>
         </w:rPr>
-        <w:t xml:space="preserve">## [2,] 0.8261291 0.9100236 0.9695873 0.9991161 0.9971595</w:t>
+        <w:t xml:space="preserve">## [2,] 0.8330446 0.9142358 0.9696820 0.9976897 0.9936950</w:t>
       </w:r>
       <w:r>
         <w:br/>
@@ -1341,7 +1341,7 @@
         <w:rPr>
           <w:rStyle w:val="VerbatimChar"/>
         </w:rPr>
-        <w:t xml:space="preserve">## [3,] 0.9086055 0.9671622 0.9962611 0.9973064 0.9660704</w:t>
+        <w:t xml:space="preserve">## [3,] 0.9174684 0.9712481 0.9982746 0.9962327 0.9591414</w:t>
       </w:r>
       <w:r>
         <w:br/>
@@ -1350,7 +1350,7 @@
         <w:rPr>
           <w:rStyle w:val="VerbatimChar"/>
         </w:rPr>
-        <w:t xml:space="preserve">## [4,] 0.9663788 0.9942699 0.9925054 0.9648536 0.9039907</w:t>
+        <w:t xml:space="preserve">## [4,] 0.9737230 1.0010686 0.9964989 0.9618293 0.8974359</w:t>
       </w:r>
       <w:r>
         <w:br/>
@@ -1359,7 +1359,7 @@
         <w:rPr>
           <w:rStyle w:val="VerbatimChar"/>
         </w:rPr>
-        <w:t xml:space="preserve">## [5,] 0.9960611 0.9935068 0.9616713 0.9009776 0.8148140</w:t>
+        <w:t xml:space="preserve">## [5,] 1.0017865 0.9992883 0.9623060 0.8989976 0.8111235</w:t>
       </w:r>
       <w:r>
         <w:br/>
@@ -1368,7 +1368,7 @@
         <w:rPr>
           <w:rStyle w:val="VerbatimChar"/>
         </w:rPr>
-        <w:t xml:space="preserve">## [6,] 0.9935299 0.9610540 0.9001125 0.8132232 0.7078015</w:t>
+        <w:t xml:space="preserve">## [6,] 0.9993917 0.9662786 0.9005148 0.8123733 0.7040538</w:t>
       </w:r>
     </w:p>
     <w:p>
@@ -1813,7 +1813,7 @@
         <w:rPr>
           <w:rStyle w:val="VerbatimChar"/>
         </w:rPr>
-        <w:t xml:space="preserve">## [1] "t4 R2 test: 0.999913524897232 MAPE: 0.00316610357969178"</w:t>
+        <w:t xml:space="preserve">## [1] "t4 R2 test: 0.999948415563882 MAPE: 0.00376271207318018"</w:t>
       </w:r>
       <w:r>
         <w:br/>
@@ -1822,7 +1822,7 @@
         <w:rPr>
           <w:rStyle w:val="VerbatimChar"/>
         </w:rPr>
-        <w:t xml:space="preserve">## [1] "t3 R2 test: 0.999956542150592 MAPE: 0.0032795617103094"</w:t>
+        <w:t xml:space="preserve">## [1] "t3 R2 test: 0.999964068485075 MAPE: 0.00259276719608486"</w:t>
       </w:r>
       <w:r>
         <w:br/>
@@ -1831,7 +1831,7 @@
         <w:rPr>
           <w:rStyle w:val="VerbatimChar"/>
         </w:rPr>
-        <w:t xml:space="preserve">## [1] "t2 R2 test: 0.999972566950217 MAPE: 0.0012031029211293"</w:t>
+        <w:t xml:space="preserve">## [1] "t2 R2 test: 0.999992680564158 MAPE: 0.000633816930472524"</w:t>
       </w:r>
       <w:r>
         <w:br/>
@@ -1840,7 +1840,7 @@
         <w:rPr>
           <w:rStyle w:val="VerbatimChar"/>
         </w:rPr>
-        <w:t xml:space="preserve">## [1] "t1 R2 test: 0.999989751387014 MAPE: 0.00129634148422042"</w:t>
+        <w:t xml:space="preserve">## [1] "t1 R2 test: 0.999987615642444 MAPE: 0.00145937155751213"</w:t>
       </w:r>
       <w:r>
         <w:br/>
@@ -1849,7 +1849,7 @@
         <w:rPr>
           <w:rStyle w:val="VerbatimChar"/>
         </w:rPr>
-        <w:t xml:space="preserve">## [1] "t0 R2 test: 0.999979702082041 MAPE: 0.00294282328451071"</w:t>
+        <w:t xml:space="preserve">## [1] "t0 R2 test: 0.999975877544964 MAPE: 0.00384821419043917"</w:t>
       </w:r>
     </w:p>
     <w:p>
@@ -1937,7 +1937,7 @@
         <w:rPr>
           <w:rStyle w:val="VerbatimChar"/>
         </w:rPr>
-        <w:t xml:space="preserve">## [1] "Means R2 test: 0.999962417493419 MAPE: 0.00237758659597232"</w:t>
+        <w:t xml:space="preserve">## [1] "Means R2 test: 0.999973731560105 MAPE: 0.00245937638953777"</w:t>
       </w:r>
     </w:p>
     <w:p>
@@ -1955,7 +1955,11 @@
       </w:r>
     </w:p>
     <w:bookmarkEnd w:id="23"/>
-    <w:sectPr/>
+    <w:sectPr>
+      <w:footnotePr>
+        <w:numRestart w:val="eachSect"/>
+      </w:footnotePr>
+    </w:sectPr>
   </w:body>
 </w:document>
 </file>
@@ -2127,8 +2131,6 @@
     </w:pPr>
     <w:rPr>
       <w:rFonts w:asciiTheme="majorHAnsi" w:cstheme="majorBidi" w:eastAsiaTheme="majorEastAsia" w:hAnsiTheme="majorHAnsi"/>
-      <w:spacing w:val="-10"/>
-      <w:kern w:val="28"/>
       <w:sz w:val="56"/>
       <w:szCs w:val="56"/>
     </w:rPr>
@@ -2141,15 +2143,13 @@
     <w:rsid w:val="00A10FD9"/>
     <w:rPr>
       <w:rFonts w:asciiTheme="majorHAnsi" w:cstheme="majorBidi" w:eastAsiaTheme="majorEastAsia" w:hAnsiTheme="majorHAnsi"/>
-      <w:spacing w:val="-10"/>
-      <w:kern w:val="28"/>
       <w:sz w:val="56"/>
       <w:szCs w:val="56"/>
     </w:rPr>
   </w:style>
   <w:style w:styleId="Subtitle" w:type="paragraph">
     <w:name w:val="Subtitle"/>
-    <w:basedOn w:val="Normal"/>
+    <w:basedOn w:val="Title"/>
     <w:next w:val="BodyText"/>
     <w:link w:val="SubtitleChar"/>
     <w:uiPriority w:val="11"/>
@@ -2162,7 +2162,6 @@
     </w:pPr>
     <w:rPr>
       <w:rFonts w:cstheme="majorBidi" w:eastAsiaTheme="majorEastAsia"/>
-      <w:color w:themeColor="text1" w:themeTint="A6" w:val="595959"/>
       <w:spacing w:val="15"/>
       <w:sz w:val="28"/>
       <w:szCs w:val="28"/>
@@ -2184,23 +2183,31 @@
   </w:style>
   <w:style w:customStyle="1" w:styleId="Author" w:type="paragraph">
     <w:name w:val="Author"/>
+    <w:basedOn w:val="Title"/>
     <w:next w:val="BodyText"/>
     <w:qFormat/>
     <w:pPr>
       <w:keepNext/>
       <w:keepLines/>
-      <w:jc w:val="center"/>
     </w:pPr>
+    <w:rPr>
+      <w:sz w:val="24"/>
+      <w:szCs w:val="24"/>
+    </w:rPr>
   </w:style>
   <w:style w:styleId="Date" w:type="paragraph">
     <w:name w:val="Date"/>
+    <w:basedOn w:val="Title"/>
     <w:next w:val="BodyText"/>
     <w:qFormat/>
     <w:pPr>
       <w:keepNext/>
       <w:keepLines/>
-      <w:jc w:val="center"/>
     </w:pPr>
+    <w:rPr>
+      <w:sz w:val="24"/>
+      <w:szCs w:val="24"/>
+    </w:rPr>
   </w:style>
   <w:style w:customStyle="1" w:styleId="AbstractTitle" w:type="paragraph">
     <w:name w:val="Abstract Title"/>
@@ -2215,7 +2222,6 @@
     </w:pPr>
     <w:rPr>
       <w:b/>
-      <w:color w:val="345A8A"/>
       <w:sz w:val="20"/>
       <w:szCs w:val="20"/>
     </w:rPr>

--- a/examples/autoencoder/doc/autoenc_stacked_ed.docx
+++ b/examples/autoencoder/doc/autoenc_stacked_ed.docx
@@ -1323,7 +1323,7 @@
         <w:rPr>
           <w:rStyle w:val="VerbatimChar"/>
         </w:rPr>
-        <w:t xml:space="preserve">## [1,] 0.7298584 0.8322171 0.9133407 0.9691232 0.9942747</w:t>
+        <w:t xml:space="preserve">## [1,] 0.7246315 0.8286812 0.9137958 0.9709442 1.0001084</w:t>
       </w:r>
       <w:r>
         <w:br/>
@@ -1332,7 +1332,7 @@
         <w:rPr>
           <w:rStyle w:val="VerbatimChar"/>
         </w:rPr>
-        <w:t xml:space="preserve">## [2,] 0.8330446 0.9142358 0.9696820 0.9976897 0.9936950</w:t>
+        <w:t xml:space="preserve">## [2,] 0.8282491 0.9120365 0.9709865 0.9988020 0.9974913</w:t>
       </w:r>
       <w:r>
         <w:br/>
@@ -1341,7 +1341,7 @@
         <w:rPr>
           <w:rStyle w:val="VerbatimChar"/>
         </w:rPr>
-        <w:t xml:space="preserve">## [3,] 0.9174684 0.9712481 0.9982746 0.9962327 0.9591414</w:t>
+        <w:t xml:space="preserve">## [3,] 0.9110648 0.9698251 0.9981232 0.9961478 0.9650011</w:t>
       </w:r>
       <w:r>
         <w:br/>
@@ -1350,7 +1350,7 @@
         <w:rPr>
           <w:rStyle w:val="VerbatimChar"/>
         </w:rPr>
-        <w:t xml:space="preserve">## [4,] 0.9737230 1.0010686 0.9964989 0.9618293 0.8974359</w:t>
+        <w:t xml:space="preserve">## [4,] 0.9685967 0.9991813 0.9955648 0.9648370 0.9040244</w:t>
       </w:r>
       <w:r>
         <w:br/>
@@ -1359,7 +1359,7 @@
         <w:rPr>
           <w:rStyle w:val="VerbatimChar"/>
         </w:rPr>
-        <w:t xml:space="preserve">## [5,] 1.0017865 0.9992883 0.9623060 0.8989976 0.8111235</w:t>
+        <w:t xml:space="preserve">## [5,] 0.9977849 0.9956694 0.9628207 0.9017501 0.8135030</w:t>
       </w:r>
       <w:r>
         <w:br/>
@@ -1368,7 +1368,7 @@
         <w:rPr>
           <w:rStyle w:val="VerbatimChar"/>
         </w:rPr>
-        <w:t xml:space="preserve">## [6,] 0.9993917 0.9662786 0.9005148 0.8123733 0.7040538</w:t>
+        <w:t xml:space="preserve">## [6,] 0.9955878 0.9610831 0.9010150 0.8140553 0.7091666</w:t>
       </w:r>
     </w:p>
     <w:p>
@@ -1813,7 +1813,7 @@
         <w:rPr>
           <w:rStyle w:val="VerbatimChar"/>
         </w:rPr>
-        <w:t xml:space="preserve">## [1] "t4 R2 test: 0.999948415563882 MAPE: 0.00376271207318018"</w:t>
+        <w:t xml:space="preserve">## [1] "t4 R2 test: 0.999938465217192 MAPE: 0.0012675597381362"</w:t>
       </w:r>
       <w:r>
         <w:br/>
@@ -1822,7 +1822,7 @@
         <w:rPr>
           <w:rStyle w:val="VerbatimChar"/>
         </w:rPr>
-        <w:t xml:space="preserve">## [1] "t3 R2 test: 0.999964068485075 MAPE: 0.00259276719608486"</w:t>
+        <w:t xml:space="preserve">## [1] "t3 R2 test: 0.999962889261558 MAPE: 0.0010567287017799"</w:t>
       </w:r>
       <w:r>
         <w:br/>
@@ -1831,7 +1831,7 @@
         <w:rPr>
           <w:rStyle w:val="VerbatimChar"/>
         </w:rPr>
-        <w:t xml:space="preserve">## [1] "t2 R2 test: 0.999992680564158 MAPE: 0.000633816930472524"</w:t>
+        <w:t xml:space="preserve">## [1] "t2 R2 test: 0.999981154321512 MAPE: 0.00106263700135178"</w:t>
       </w:r>
       <w:r>
         <w:br/>
@@ -1840,7 +1840,7 @@
         <w:rPr>
           <w:rStyle w:val="VerbatimChar"/>
         </w:rPr>
-        <w:t xml:space="preserve">## [1] "t1 R2 test: 0.999987615642444 MAPE: 0.00145937155751213"</w:t>
+        <w:t xml:space="preserve">## [1] "t1 R2 test: 0.999985325810451 MAPE: 0.00142958366394398"</w:t>
       </w:r>
       <w:r>
         <w:br/>
@@ -1849,7 +1849,7 @@
         <w:rPr>
           <w:rStyle w:val="VerbatimChar"/>
         </w:rPr>
-        <w:t xml:space="preserve">## [1] "t0 R2 test: 0.999975877544964 MAPE: 0.00384821419043917"</w:t>
+        <w:t xml:space="preserve">## [1] "t0 R2 test: 0.999976868033485 MAPE: 0.00334867797202248"</w:t>
       </w:r>
     </w:p>
     <w:p>
@@ -1937,7 +1937,7 @@
         <w:rPr>
           <w:rStyle w:val="VerbatimChar"/>
         </w:rPr>
-        <w:t xml:space="preserve">## [1] "Means R2 test: 0.999973731560105 MAPE: 0.00245937638953777"</w:t>
+        <w:t xml:space="preserve">## [1] "Means R2 test: 0.99996894052884 MAPE: 0.00163303741544687"</w:t>
       </w:r>
     </w:p>
     <w:p>

--- a/examples/autoencoder/doc/autoenc_stacked_ed.docx
+++ b/examples/autoencoder/doc/autoenc_stacked_ed.docx
@@ -1323,7 +1323,7 @@
         <w:rPr>
           <w:rStyle w:val="VerbatimChar"/>
         </w:rPr>
-        <w:t xml:space="preserve">## [1,] 0.7246315 0.8286812 0.9137958 0.9709442 1.0001084</w:t>
+        <w:t xml:space="preserve">## [1,] 0.7260500 0.8300365 0.9123660 0.9701305 0.9991130</w:t>
       </w:r>
       <w:r>
         <w:br/>
@@ -1332,7 +1332,7 @@
         <w:rPr>
           <w:rStyle w:val="VerbatimChar"/>
         </w:rPr>
-        <w:t xml:space="preserve">## [2,] 0.8282491 0.9120365 0.9709865 0.9988020 0.9974913</w:t>
+        <w:t xml:space="preserve">## [2,] 0.8280875 0.9131169 0.9701550 1.0004376 0.9944601</w:t>
       </w:r>
       <w:r>
         <w:br/>
@@ -1341,7 +1341,7 @@
         <w:rPr>
           <w:rStyle w:val="VerbatimChar"/>
         </w:rPr>
-        <w:t xml:space="preserve">## [3,] 0.9110648 0.9698251 0.9981232 0.9961478 0.9650011</w:t>
+        <w:t xml:space="preserve">## [3,] 0.9124830 0.9719077 0.9993994 0.9991609 0.9589033</w:t>
       </w:r>
       <w:r>
         <w:br/>
@@ -1350,7 +1350,7 @@
         <w:rPr>
           <w:rStyle w:val="VerbatimChar"/>
         </w:rPr>
-        <w:t xml:space="preserve">## [4,] 0.9685967 0.9991813 0.9955648 0.9648370 0.9040244</w:t>
+        <w:t xml:space="preserve">## [4,] 0.9689583 0.9972045 0.9953746 0.9629787 0.9008270</w:t>
       </w:r>
       <w:r>
         <w:br/>
@@ -1359,7 +1359,7 @@
         <w:rPr>
           <w:rStyle w:val="VerbatimChar"/>
         </w:rPr>
-        <w:t xml:space="preserve">## [5,] 0.9977849 0.9956694 0.9628207 0.9017501 0.8135030</w:t>
+        <w:t xml:space="preserve">## [5,] 0.9997340 0.9948062 0.9623713 0.8997074 0.8147025</w:t>
       </w:r>
       <w:r>
         <w:br/>
@@ -1368,7 +1368,7 @@
         <w:rPr>
           <w:rStyle w:val="VerbatimChar"/>
         </w:rPr>
-        <w:t xml:space="preserve">## [6,] 0.9955878 0.9610831 0.9010150 0.8140553 0.7091666</w:t>
+        <w:t xml:space="preserve">## [6,] 0.9986907 0.9623101 0.9003838 0.8123142 0.7072819</w:t>
       </w:r>
     </w:p>
     <w:p>
@@ -1813,7 +1813,7 @@
         <w:rPr>
           <w:rStyle w:val="VerbatimChar"/>
         </w:rPr>
-        <w:t xml:space="preserve">## [1] "t4 R2 test: 0.999938465217192 MAPE: 0.0012675597381362"</w:t>
+        <w:t xml:space="preserve">## [1] "t4 R2 test: 0.999888395041671 MAPE: 0.00105649290582047"</w:t>
       </w:r>
       <w:r>
         <w:br/>
@@ -1822,7 +1822,7 @@
         <w:rPr>
           <w:rStyle w:val="VerbatimChar"/>
         </w:rPr>
-        <w:t xml:space="preserve">## [1] "t3 R2 test: 0.999962889261558 MAPE: 0.0010567287017799"</w:t>
+        <w:t xml:space="preserve">## [1] "t3 R2 test: 0.999937623273378 MAPE: 0.00109942214188952"</w:t>
       </w:r>
       <w:r>
         <w:br/>
@@ -1831,7 +1831,7 @@
         <w:rPr>
           <w:rStyle w:val="VerbatimChar"/>
         </w:rPr>
-        <w:t xml:space="preserve">## [1] "t2 R2 test: 0.999981154321512 MAPE: 0.00106263700135178"</w:t>
+        <w:t xml:space="preserve">## [1] "t2 R2 test: 0.999989369504392 MAPE: 0.000698353289341224"</w:t>
       </w:r>
       <w:r>
         <w:br/>
@@ -1840,7 +1840,7 @@
         <w:rPr>
           <w:rStyle w:val="VerbatimChar"/>
         </w:rPr>
-        <w:t xml:space="preserve">## [1] "t1 R2 test: 0.999985325810451 MAPE: 0.00142958366394398"</w:t>
+        <w:t xml:space="preserve">## [1] "t1 R2 test: 0.999966633154536 MAPE: 0.00194160496521427"</w:t>
       </w:r>
       <w:r>
         <w:br/>
@@ -1849,7 +1849,7 @@
         <w:rPr>
           <w:rStyle w:val="VerbatimChar"/>
         </w:rPr>
-        <w:t xml:space="preserve">## [1] "t0 R2 test: 0.999976868033485 MAPE: 0.00334867797202248"</w:t>
+        <w:t xml:space="preserve">## [1] "t0 R2 test: 0.999971402882937 MAPE: 0.00212174100386505"</w:t>
       </w:r>
     </w:p>
     <w:p>
@@ -1937,7 +1937,7 @@
         <w:rPr>
           <w:rStyle w:val="VerbatimChar"/>
         </w:rPr>
-        <w:t xml:space="preserve">## [1] "Means R2 test: 0.99996894052884 MAPE: 0.00163303741544687"</w:t>
+        <w:t xml:space="preserve">## [1] "Means R2 test: 0.999950684771383 MAPE: 0.00138352286122611"</w:t>
       </w:r>
     </w:p>
     <w:p>

--- a/examples/autoencoder/doc/autoenc_stacked_ed.docx
+++ b/examples/autoencoder/doc/autoenc_stacked_ed.docx
@@ -1323,7 +1323,7 @@
         <w:rPr>
           <w:rStyle w:val="VerbatimChar"/>
         </w:rPr>
-        <w:t xml:space="preserve">## [1,] 0.7260500 0.8300365 0.9123660 0.9701305 0.9991130</w:t>
+        <w:t xml:space="preserve">## [1,] 0.7253883 0.8304387 0.9137886 0.9710549 0.9981209</w:t>
       </w:r>
       <w:r>
         <w:br/>
@@ -1332,7 +1332,7 @@
         <w:rPr>
           <w:rStyle w:val="VerbatimChar"/>
         </w:rPr>
-        <w:t xml:space="preserve">## [2,] 0.8280875 0.9131169 0.9701550 1.0004376 0.9944601</w:t>
+        <w:t xml:space="preserve">## [2,] 0.8286304 0.9132966 0.9714509 0.9992736 0.9954209</w:t>
       </w:r>
       <w:r>
         <w:br/>
@@ -1341,7 +1341,7 @@
         <w:rPr>
           <w:rStyle w:val="VerbatimChar"/>
         </w:rPr>
-        <w:t xml:space="preserve">## [3,] 0.9124830 0.9719077 0.9993994 0.9991609 0.9589033</w:t>
+        <w:t xml:space="preserve">## [3,] 0.9126481 0.9710699 1.0001580 0.9959281 0.9609657</w:t>
       </w:r>
       <w:r>
         <w:br/>
@@ -1350,7 +1350,7 @@
         <w:rPr>
           <w:rStyle w:val="VerbatimChar"/>
         </w:rPr>
-        <w:t xml:space="preserve">## [4,] 0.9689583 0.9972045 0.9953746 0.9629787 0.9008270</w:t>
+        <w:t xml:space="preserve">## [4,] 0.9690536 0.9983138 0.9974813 0.9622318 0.8994752</w:t>
       </w:r>
       <w:r>
         <w:br/>
@@ -1359,7 +1359,7 @@
         <w:rPr>
           <w:rStyle w:val="VerbatimChar"/>
         </w:rPr>
-        <w:t xml:space="preserve">## [5,] 0.9997340 0.9948062 0.9623713 0.8997074 0.8147025</w:t>
+        <w:t xml:space="preserve">## [5,] 0.9982535 0.9963175 0.9646260 0.9004837 0.8133575</w:t>
       </w:r>
       <w:r>
         <w:br/>
@@ -1368,7 +1368,7 @@
         <w:rPr>
           <w:rStyle w:val="VerbatimChar"/>
         </w:rPr>
-        <w:t xml:space="preserve">## [6,] 0.9986907 0.9623101 0.9003838 0.8123142 0.7072819</w:t>
+        <w:t xml:space="preserve">## [6,] 0.9954958 0.9628551 0.8998948 0.8126354 0.7060339</w:t>
       </w:r>
     </w:p>
     <w:p>
@@ -1813,7 +1813,7 @@
         <w:rPr>
           <w:rStyle w:val="VerbatimChar"/>
         </w:rPr>
-        <w:t xml:space="preserve">## [1] "t4 R2 test: 0.999888395041671 MAPE: 0.00105649290582047"</w:t>
+        <w:t xml:space="preserve">## [1] "t4 R2 test: 0.999949056926379 MAPE: 0.00093618041430201"</w:t>
       </w:r>
       <w:r>
         <w:br/>
@@ -1822,7 +1822,7 @@
         <w:rPr>
           <w:rStyle w:val="VerbatimChar"/>
         </w:rPr>
-        <w:t xml:space="preserve">## [1] "t3 R2 test: 0.999937623273378 MAPE: 0.00109942214188952"</w:t>
+        <w:t xml:space="preserve">## [1] "t3 R2 test: 0.999982482542479 MAPE: 0.000730363117760808"</w:t>
       </w:r>
       <w:r>
         <w:br/>
@@ -1831,7 +1831,7 @@
         <w:rPr>
           <w:rStyle w:val="VerbatimChar"/>
         </w:rPr>
-        <w:t xml:space="preserve">## [1] "t2 R2 test: 0.999989369504392 MAPE: 0.000698353289341224"</w:t>
+        <w:t xml:space="preserve">## [1] "t2 R2 test: 0.999970092971571 MAPE: 0.00157858877199021"</w:t>
       </w:r>
       <w:r>
         <w:br/>
@@ -1840,7 +1840,7 @@
         <w:rPr>
           <w:rStyle w:val="VerbatimChar"/>
         </w:rPr>
-        <w:t xml:space="preserve">## [1] "t1 R2 test: 0.999966633154536 MAPE: 0.00194160496521427"</w:t>
+        <w:t xml:space="preserve">## [1] "t1 R2 test: 0.999990259372074 MAPE: 0.000942675693266041"</w:t>
       </w:r>
       <w:r>
         <w:br/>
@@ -1849,7 +1849,7 @@
         <w:rPr>
           <w:rStyle w:val="VerbatimChar"/>
         </w:rPr>
-        <w:t xml:space="preserve">## [1] "t0 R2 test: 0.999971402882937 MAPE: 0.00212174100386505"</w:t>
+        <w:t xml:space="preserve">## [1] "t0 R2 test: 0.999994800134885 MAPE: 0.0012130196825412"</w:t>
       </w:r>
     </w:p>
     <w:p>
@@ -1937,7 +1937,7 @@
         <w:rPr>
           <w:rStyle w:val="VerbatimChar"/>
         </w:rPr>
-        <w:t xml:space="preserve">## [1] "Means R2 test: 0.999950684771383 MAPE: 0.00138352286122611"</w:t>
+        <w:t xml:space="preserve">## [1] "Means R2 test: 0.999977338389477 MAPE: 0.00108016553597205"</w:t>
       </w:r>
     </w:p>
     <w:p>

--- a/examples/autoencoder/doc/autoenc_stacked_ed.docx
+++ b/examples/autoencoder/doc/autoenc_stacked_ed.docx
@@ -1323,7 +1323,7 @@
         <w:rPr>
           <w:rStyle w:val="VerbatimChar"/>
         </w:rPr>
-        <w:t xml:space="preserve">## [1,] 0.7253883 0.8304387 0.9137886 0.9710549 0.9981209</w:t>
+        <w:t xml:space="preserve">## [1,] 0.7266295 0.8296757 0.9124115 0.9708897 1.0004698</w:t>
       </w:r>
       <w:r>
         <w:br/>
@@ -1332,7 +1332,7 @@
         <w:rPr>
           <w:rStyle w:val="VerbatimChar"/>
         </w:rPr>
-        <w:t xml:space="preserve">## [2,] 0.8286304 0.9132966 0.9714509 0.9992736 0.9954209</w:t>
+        <w:t xml:space="preserve">## [2,] 0.8285375 0.9120575 0.9696132 1.0000272 0.9967411</w:t>
       </w:r>
       <w:r>
         <w:br/>
@@ -1341,7 +1341,7 @@
         <w:rPr>
           <w:rStyle w:val="VerbatimChar"/>
         </w:rPr>
-        <w:t xml:space="preserve">## [3,] 0.9126481 0.9710699 1.0001580 0.9959281 0.9609657</w:t>
+        <w:t xml:space="preserve">## [3,] 0.9120322 0.9710711 0.9992737 1.0003878 0.9615149</w:t>
       </w:r>
       <w:r>
         <w:br/>
@@ -1350,7 +1350,7 @@
         <w:rPr>
           <w:rStyle w:val="VerbatimChar"/>
         </w:rPr>
-        <w:t xml:space="preserve">## [4,] 0.9690536 0.9983138 0.9974813 0.9622318 0.8994752</w:t>
+        <w:t xml:space="preserve">## [4,] 0.9703826 1.0003371 0.9974738 0.9681797 0.8977321</w:t>
       </w:r>
       <w:r>
         <w:br/>
@@ -1359,7 +1359,7 @@
         <w:rPr>
           <w:rStyle w:val="VerbatimChar"/>
         </w:rPr>
-        <w:t xml:space="preserve">## [5,] 0.9982535 0.9963175 0.9646260 0.9004837 0.8133575</w:t>
+        <w:t xml:space="preserve">## [5,] 0.9977326 0.9944874 0.9622664 0.9014235 0.8133639</w:t>
       </w:r>
       <w:r>
         <w:br/>
@@ -1368,7 +1368,7 @@
         <w:rPr>
           <w:rStyle w:val="VerbatimChar"/>
         </w:rPr>
-        <w:t xml:space="preserve">## [6,] 0.9954958 0.9628551 0.8998948 0.8126354 0.7060339</w:t>
+        <w:t xml:space="preserve">## [6,] 0.9976251 0.9614507 0.9005145 0.8126066 0.7076008</w:t>
       </w:r>
     </w:p>
     <w:p>
@@ -1813,7 +1813,7 @@
         <w:rPr>
           <w:rStyle w:val="VerbatimChar"/>
         </w:rPr>
-        <w:t xml:space="preserve">## [1] "t4 R2 test: 0.999949056926379 MAPE: 0.00093618041430201"</w:t>
+        <w:t xml:space="preserve">## [1] "t4 R2 test: 0.999913455201689 MAPE: 0.000954167758736998"</w:t>
       </w:r>
       <w:r>
         <w:br/>
@@ -1822,7 +1822,7 @@
         <w:rPr>
           <w:rStyle w:val="VerbatimChar"/>
         </w:rPr>
-        <w:t xml:space="preserve">## [1] "t3 R2 test: 0.999982482542479 MAPE: 0.000730363117760808"</w:t>
+        <w:t xml:space="preserve">## [1] "t3 R2 test: 0.99994181219441 MAPE: 0.000928235253659146"</w:t>
       </w:r>
       <w:r>
         <w:br/>
@@ -1831,7 +1831,7 @@
         <w:rPr>
           <w:rStyle w:val="VerbatimChar"/>
         </w:rPr>
-        <w:t xml:space="preserve">## [1] "t2 R2 test: 0.999970092971571 MAPE: 0.00157858877199021"</w:t>
+        <w:t xml:space="preserve">## [1] "t2 R2 test: 0.999987259833249 MAPE: 0.00076207465252747"</w:t>
       </w:r>
       <w:r>
         <w:br/>
@@ -1840,7 +1840,7 @@
         <w:rPr>
           <w:rStyle w:val="VerbatimChar"/>
         </w:rPr>
-        <w:t xml:space="preserve">## [1] "t1 R2 test: 0.999990259372074 MAPE: 0.000942675693266041"</w:t>
+        <w:t xml:space="preserve">## [1] "t1 R2 test: 0.999935960529625 MAPE: 0.00291730534727651"</w:t>
       </w:r>
       <w:r>
         <w:br/>
@@ -1849,7 +1849,7 @@
         <w:rPr>
           <w:rStyle w:val="VerbatimChar"/>
         </w:rPr>
-        <w:t xml:space="preserve">## [1] "t0 R2 test: 0.999994800134885 MAPE: 0.0012130196825412"</w:t>
+        <w:t xml:space="preserve">## [1] "t0 R2 test: 0.999969889958927 MAPE: 0.0026610532362075"</w:t>
       </w:r>
     </w:p>
     <w:p>
@@ -1937,7 +1937,7 @@
         <w:rPr>
           <w:rStyle w:val="VerbatimChar"/>
         </w:rPr>
-        <w:t xml:space="preserve">## [1] "Means R2 test: 0.999977338389477 MAPE: 0.00108016553597205"</w:t>
+        <w:t xml:space="preserve">## [1] "Means R2 test: 0.99994967554358 MAPE: 0.00164456724968153"</w:t>
       </w:r>
     </w:p>
     <w:p>

--- a/examples/autoencoder/doc/autoenc_stacked_ed.docx
+++ b/examples/autoencoder/doc/autoenc_stacked_ed.docx
@@ -1323,7 +1323,7 @@
         <w:rPr>
           <w:rStyle w:val="VerbatimChar"/>
         </w:rPr>
-        <w:t xml:space="preserve">## [1,] 0.7266295 0.8296757 0.9124115 0.9708897 1.0004698</w:t>
+        <w:t xml:space="preserve">## [1,] 0.7276706 0.8301271 0.9129298 0.9692200 1.0014572</w:t>
       </w:r>
       <w:r>
         <w:br/>
@@ -1332,7 +1332,7 @@
         <w:rPr>
           <w:rStyle w:val="VerbatimChar"/>
         </w:rPr>
-        <w:t xml:space="preserve">## [2,] 0.8285375 0.9120575 0.9696132 1.0000272 0.9967411</w:t>
+        <w:t xml:space="preserve">## [2,] 0.8293211 0.9121391 0.9700779 0.9979044 0.9980862</w:t>
       </w:r>
       <w:r>
         <w:br/>
@@ -1341,7 +1341,7 @@
         <w:rPr>
           <w:rStyle w:val="VerbatimChar"/>
         </w:rPr>
-        <w:t xml:space="preserve">## [3,] 0.9120322 0.9710711 0.9992737 1.0003878 0.9615149</w:t>
+        <w:t xml:space="preserve">## [3,] 0.9129775 0.9705376 0.9991745 0.9967729 0.9620818</w:t>
       </w:r>
       <w:r>
         <w:br/>
@@ -1350,7 +1350,7 @@
         <w:rPr>
           <w:rStyle w:val="VerbatimChar"/>
         </w:rPr>
-        <w:t xml:space="preserve">## [4,] 0.9703826 1.0003371 0.9974738 0.9681797 0.8977321</w:t>
+        <w:t xml:space="preserve">## [4,] 0.9702757 0.9988500 0.9973372 0.9646384 0.9006965</w:t>
       </w:r>
       <w:r>
         <w:br/>
@@ -1359,7 +1359,7 @@
         <w:rPr>
           <w:rStyle w:val="VerbatimChar"/>
         </w:rPr>
-        <w:t xml:space="preserve">## [5,] 0.9977326 0.9944874 0.9622664 0.9014235 0.8133639</w:t>
+        <w:t xml:space="preserve">## [5,] 0.9995562 0.9950175 0.9629198 0.8993327 0.8147154</w:t>
       </w:r>
       <w:r>
         <w:br/>
@@ -1368,7 +1368,7 @@
         <w:rPr>
           <w:rStyle w:val="VerbatimChar"/>
         </w:rPr>
-        <w:t xml:space="preserve">## [6,] 0.9976251 0.9614507 0.9005145 0.8126066 0.7076008</w:t>
+        <w:t xml:space="preserve">## [6,] 0.9995083 0.9625551 0.9010738 0.8113378 0.7082717</w:t>
       </w:r>
     </w:p>
     <w:p>
@@ -1813,7 +1813,7 @@
         <w:rPr>
           <w:rStyle w:val="VerbatimChar"/>
         </w:rPr>
-        <w:t xml:space="preserve">## [1] "t4 R2 test: 0.999913455201689 MAPE: 0.000954167758736998"</w:t>
+        <w:t xml:space="preserve">## [1] "t4 R2 test: 0.999901653584512 MAPE: 0.00118003128543915"</w:t>
       </w:r>
       <w:r>
         <w:br/>
@@ -1822,7 +1822,7 @@
         <w:rPr>
           <w:rStyle w:val="VerbatimChar"/>
         </w:rPr>
-        <w:t xml:space="preserve">## [1] "t3 R2 test: 0.99994181219441 MAPE: 0.000928235253659146"</w:t>
+        <w:t xml:space="preserve">## [1] "t3 R2 test: 0.999980495847864 MAPE: 0.000825652921709503"</w:t>
       </w:r>
       <w:r>
         <w:br/>
@@ -1831,7 +1831,7 @@
         <w:rPr>
           <w:rStyle w:val="VerbatimChar"/>
         </w:rPr>
-        <w:t xml:space="preserve">## [1] "t2 R2 test: 0.999987259833249 MAPE: 0.00076207465252747"</w:t>
+        <w:t xml:space="preserve">## [1] "t2 R2 test: 0.999992597893815 MAPE: 0.000738927585513478"</w:t>
       </w:r>
       <w:r>
         <w:br/>
@@ -1840,7 +1840,7 @@
         <w:rPr>
           <w:rStyle w:val="VerbatimChar"/>
         </w:rPr>
-        <w:t xml:space="preserve">## [1] "t1 R2 test: 0.999935960529625 MAPE: 0.00291730534727651"</w:t>
+        <w:t xml:space="preserve">## [1] "t1 R2 test: 0.999974219504869 MAPE: 0.00137190677630578"</w:t>
       </w:r>
       <w:r>
         <w:br/>
@@ -1849,7 +1849,7 @@
         <w:rPr>
           <w:rStyle w:val="VerbatimChar"/>
         </w:rPr>
-        <w:t xml:space="preserve">## [1] "t0 R2 test: 0.999969889958927 MAPE: 0.0026610532362075"</w:t>
+        <w:t xml:space="preserve">## [1] "t0 R2 test: 0.999977525541131 MAPE: 0.0023938843230971"</w:t>
       </w:r>
     </w:p>
     <w:p>
@@ -1937,7 +1937,7 @@
         <w:rPr>
           <w:rStyle w:val="VerbatimChar"/>
         </w:rPr>
-        <w:t xml:space="preserve">## [1] "Means R2 test: 0.99994967554358 MAPE: 0.00164456724968153"</w:t>
+        <w:t xml:space="preserve">## [1] "Means R2 test: 0.999965298474438 MAPE: 0.001302080578413"</w:t>
       </w:r>
     </w:p>
     <w:p>

--- a/examples/autoencoder/doc/autoenc_stacked_ed.docx
+++ b/examples/autoencoder/doc/autoenc_stacked_ed.docx
@@ -2,7 +2,7 @@
 <file path=word/document.xml><?xml version="1.0" encoding="utf-8"?>
 <w:document xmlns:w="http://schemas.openxmlformats.org/wordprocessingml/2006/main" xmlns:m="http://schemas.openxmlformats.org/officeDocument/2006/math" xmlns:r="http://schemas.openxmlformats.org/officeDocument/2006/relationships" xmlns:o="urn:schemas-microsoft-com:office:office" xmlns:v="urn:schemas-microsoft-com:vml" xmlns:w10="urn:schemas-microsoft-com:office:word" xmlns:a="http://schemas.openxmlformats.org/drawingml/2006/main" xmlns:pic="http://schemas.openxmlformats.org/drawingml/2006/picture" xmlns:wp="http://schemas.openxmlformats.org/drawingml/2006/wordprocessingDrawing">
   <w:body>
-    <w:bookmarkStart w:id="23" w:name="stacked-autoencoder-encode-decode"/>
+    <w:bookmarkStart w:id="12" w:name="stacked-autoencoder-encode-decode"/>
     <w:p>
       <w:pPr>
         <w:pStyle w:val="Heading2"/>
@@ -821,7 +821,7 @@
         <w:rPr>
           <w:rStyle w:val="CommentTok"/>
         </w:rPr>
-        <w:t xml:space="preserve"># Learning curves (train and validation loss per epoch)</w:t>
+        <w:t xml:space="preserve"># Learning curves</w:t>
       </w:r>
       <w:r>
         <w:br/>
@@ -879,27 +879,207 @@
       </w:r>
       <w:r>
         <w:rPr>
+          <w:rStyle w:val="FunctionTok"/>
+        </w:rPr>
+        <w:t xml:space="preserve">seq_along</w:t>
+      </w:r>
+      <w:r>
+        <w:rPr>
+          <w:rStyle w:val="NormalTok"/>
+        </w:rPr>
+        <w:t xml:space="preserve">(auto</w:t>
+      </w:r>
+      <w:r>
+        <w:rPr>
+          <w:rStyle w:val="SpecialCharTok"/>
+        </w:rPr>
+        <w:t xml:space="preserve">$</w:t>
+      </w:r>
+      <w:r>
+        <w:rPr>
+          <w:rStyle w:val="NormalTok"/>
+        </w:rPr>
+        <w:t xml:space="preserve">train_loss),</w:t>
+      </w:r>
+      <w:r>
+        <w:br/>
+      </w:r>
+      <w:r>
+        <w:rPr>
+          <w:rStyle w:val="NormalTok"/>
+        </w:rPr>
+        <w:t xml:space="preserve">  </w:t>
+      </w:r>
+      <w:r>
+        <w:rPr>
+          <w:rStyle w:val="AttributeTok"/>
+        </w:rPr>
+        <w:t xml:space="preserve">train_loss =</w:t>
+      </w:r>
+      <w:r>
+        <w:rPr>
+          <w:rStyle w:val="NormalTok"/>
+        </w:rPr>
+        <w:t xml:space="preserve"> auto</w:t>
+      </w:r>
+      <w:r>
+        <w:rPr>
+          <w:rStyle w:val="SpecialCharTok"/>
+        </w:rPr>
+        <w:t xml:space="preserve">$</w:t>
+      </w:r>
+      <w:r>
+        <w:rPr>
+          <w:rStyle w:val="NormalTok"/>
+        </w:rPr>
+        <w:t xml:space="preserve">train_loss</w:t>
+      </w:r>
+      <w:r>
+        <w:br/>
+      </w:r>
+      <w:r>
+        <w:rPr>
+          <w:rStyle w:val="NormalTok"/>
+        </w:rPr>
+        <w:t xml:space="preserve">)</w:t>
+      </w:r>
+      <w:r>
+        <w:br/>
+      </w:r>
+      <w:r>
+        <w:rPr>
+          <w:rStyle w:val="ControlFlowTok"/>
+        </w:rPr>
+        <w:t xml:space="preserve">if</w:t>
+      </w:r>
+      <w:r>
+        <w:rPr>
+          <w:rStyle w:val="NormalTok"/>
+        </w:rPr>
+        <w:t xml:space="preserve"> (</w:t>
+      </w:r>
+      <w:r>
+        <w:rPr>
+          <w:rStyle w:val="SpecialCharTok"/>
+        </w:rPr>
+        <w:t xml:space="preserve">!</w:t>
+      </w:r>
+      <w:r>
+        <w:rPr>
+          <w:rStyle w:val="FunctionTok"/>
+        </w:rPr>
+        <w:t xml:space="preserve">is.null</w:t>
+      </w:r>
+      <w:r>
+        <w:rPr>
+          <w:rStyle w:val="NormalTok"/>
+        </w:rPr>
+        <w:t xml:space="preserve">(auto</w:t>
+      </w:r>
+      <w:r>
+        <w:rPr>
+          <w:rStyle w:val="SpecialCharTok"/>
+        </w:rPr>
+        <w:t xml:space="preserve">$</w:t>
+      </w:r>
+      <w:r>
+        <w:rPr>
+          <w:rStyle w:val="NormalTok"/>
+        </w:rPr>
+        <w:t xml:space="preserve">val_loss) </w:t>
+      </w:r>
+      <w:r>
+        <w:rPr>
+          <w:rStyle w:val="SpecialCharTok"/>
+        </w:rPr>
+        <w:t xml:space="preserve">&amp;&amp;</w:t>
+      </w:r>
+      <w:r>
+        <w:rPr>
+          <w:rStyle w:val="NormalTok"/>
+        </w:rPr>
+        <w:t xml:space="preserve"> </w:t>
+      </w:r>
+      <w:r>
+        <w:rPr>
+          <w:rStyle w:val="FunctionTok"/>
+        </w:rPr>
+        <w:t xml:space="preserve">length</w:t>
+      </w:r>
+      <w:r>
+        <w:rPr>
+          <w:rStyle w:val="NormalTok"/>
+        </w:rPr>
+        <w:t xml:space="preserve">(auto</w:t>
+      </w:r>
+      <w:r>
+        <w:rPr>
+          <w:rStyle w:val="SpecialCharTok"/>
+        </w:rPr>
+        <w:t xml:space="preserve">$</w:t>
+      </w:r>
+      <w:r>
+        <w:rPr>
+          <w:rStyle w:val="NormalTok"/>
+        </w:rPr>
+        <w:t xml:space="preserve">val_loss) </w:t>
+      </w:r>
+      <w:r>
+        <w:rPr>
+          <w:rStyle w:val="SpecialCharTok"/>
+        </w:rPr>
+        <w:t xml:space="preserve">&gt;</w:t>
+      </w:r>
+      <w:r>
+        <w:rPr>
+          <w:rStyle w:val="NormalTok"/>
+        </w:rPr>
+        <w:t xml:space="preserve"> </w:t>
+      </w:r>
+      <w:r>
+        <w:rPr>
           <w:rStyle w:val="DecValTok"/>
         </w:rPr>
-        <w:t xml:space="preserve">1</w:t>
+        <w:t xml:space="preserve">0</w:t>
+      </w:r>
+      <w:r>
+        <w:rPr>
+          <w:rStyle w:val="NormalTok"/>
+        </w:rPr>
+        <w:t xml:space="preserve">) {</w:t>
+      </w:r>
+      <w:r>
+        <w:br/>
+      </w:r>
+      <w:r>
+        <w:rPr>
+          <w:rStyle w:val="NormalTok"/>
+        </w:rPr>
+        <w:t xml:space="preserve">  fit_loss</w:t>
       </w:r>
       <w:r>
         <w:rPr>
           <w:rStyle w:val="SpecialCharTok"/>
         </w:rPr>
-        <w:t xml:space="preserve">:</w:t>
-      </w:r>
-      <w:r>
-        <w:rPr>
-          <w:rStyle w:val="FunctionTok"/>
-        </w:rPr>
-        <w:t xml:space="preserve">length</w:t>
-      </w:r>
-      <w:r>
-        <w:rPr>
-          <w:rStyle w:val="NormalTok"/>
-        </w:rPr>
-        <w:t xml:space="preserve">(auto</w:t>
+        <w:t xml:space="preserve">$</w:t>
+      </w:r>
+      <w:r>
+        <w:rPr>
+          <w:rStyle w:val="NormalTok"/>
+        </w:rPr>
+        <w:t xml:space="preserve">val_loss </w:t>
+      </w:r>
+      <w:r>
+        <w:rPr>
+          <w:rStyle w:val="OtherTok"/>
+        </w:rPr>
+        <w:t xml:space="preserve">&lt;-</w:t>
+      </w:r>
+      <w:r>
+        <w:rPr>
+          <w:rStyle w:val="NormalTok"/>
+        </w:rPr>
+        <w:t xml:space="preserve"> auto</w:t>
       </w:r>
       <w:r>
         <w:rPr>
@@ -911,163 +1091,202 @@
         <w:rPr>
           <w:rStyle w:val="NormalTok"/>
         </w:rPr>
-        <w:t xml:space="preserve">train_loss),</w:t>
-      </w:r>
-      <w:r>
-        <w:br/>
-      </w:r>
-      <w:r>
-        <w:rPr>
-          <w:rStyle w:val="NormalTok"/>
-        </w:rPr>
-        <w:t xml:space="preserve">  </w:t>
+        <w:t xml:space="preserve">val_loss</w:t>
+      </w:r>
+      <w:r>
+        <w:br/>
+      </w:r>
+      <w:r>
+        <w:rPr>
+          <w:rStyle w:val="NormalTok"/>
+        </w:rPr>
+        <w:t xml:space="preserve">}</w:t>
+      </w:r>
+      <w:r>
+        <w:br/>
+      </w:r>
+      <w:r>
+        <w:rPr>
+          <w:rStyle w:val="NormalTok"/>
+        </w:rPr>
+        <w:t xml:space="preserve">colors </w:t>
+      </w:r>
+      <w:r>
+        <w:rPr>
+          <w:rStyle w:val="OtherTok"/>
+        </w:rPr>
+        <w:t xml:space="preserve">&lt;-</w:t>
+      </w:r>
+      <w:r>
+        <w:rPr>
+          <w:rStyle w:val="NormalTok"/>
+        </w:rPr>
+        <w:t xml:space="preserve"> </w:t>
+      </w:r>
+      <w:r>
+        <w:rPr>
+          <w:rStyle w:val="ControlFlowTok"/>
+        </w:rPr>
+        <w:t xml:space="preserve">if</w:t>
+      </w:r>
+      <w:r>
+        <w:rPr>
+          <w:rStyle w:val="NormalTok"/>
+        </w:rPr>
+        <w:t xml:space="preserve"> (</w:t>
+      </w:r>
+      <w:r>
+        <w:rPr>
+          <w:rStyle w:val="StringTok"/>
+        </w:rPr>
+        <w:t xml:space="preserve">"val_loss"</w:t>
+      </w:r>
+      <w:r>
+        <w:rPr>
+          <w:rStyle w:val="NormalTok"/>
+        </w:rPr>
+        <w:t xml:space="preserve"> </w:t>
+      </w:r>
+      <w:r>
+        <w:rPr>
+          <w:rStyle w:val="SpecialCharTok"/>
+        </w:rPr>
+        <w:t xml:space="preserve">%in%</w:t>
+      </w:r>
+      <w:r>
+        <w:rPr>
+          <w:rStyle w:val="NormalTok"/>
+        </w:rPr>
+        <w:t xml:space="preserve"> </w:t>
+      </w:r>
+      <w:r>
+        <w:rPr>
+          <w:rStyle w:val="FunctionTok"/>
+        </w:rPr>
+        <w:t xml:space="preserve">names</w:t>
+      </w:r>
+      <w:r>
+        <w:rPr>
+          <w:rStyle w:val="NormalTok"/>
+        </w:rPr>
+        <w:t xml:space="preserve">(fit_loss)) </w:t>
+      </w:r>
+      <w:r>
+        <w:rPr>
+          <w:rStyle w:val="FunctionTok"/>
+        </w:rPr>
+        <w:t xml:space="preserve">c</w:t>
+      </w:r>
+      <w:r>
+        <w:rPr>
+          <w:rStyle w:val="NormalTok"/>
+        </w:rPr>
+        <w:t xml:space="preserve">(</w:t>
+      </w:r>
+      <w:r>
+        <w:rPr>
+          <w:rStyle w:val="StringTok"/>
+        </w:rPr>
+        <w:t xml:space="preserve">"Blue"</w:t>
+      </w:r>
+      <w:r>
+        <w:rPr>
+          <w:rStyle w:val="NormalTok"/>
+        </w:rPr>
+        <w:t xml:space="preserve">, </w:t>
+      </w:r>
+      <w:r>
+        <w:rPr>
+          <w:rStyle w:val="StringTok"/>
+        </w:rPr>
+        <w:t xml:space="preserve">"Orange"</w:t>
+      </w:r>
+      <w:r>
+        <w:rPr>
+          <w:rStyle w:val="NormalTok"/>
+        </w:rPr>
+        <w:t xml:space="preserve">) </w:t>
+      </w:r>
+      <w:r>
+        <w:rPr>
+          <w:rStyle w:val="ControlFlowTok"/>
+        </w:rPr>
+        <w:t xml:space="preserve">else</w:t>
+      </w:r>
+      <w:r>
+        <w:rPr>
+          <w:rStyle w:val="NormalTok"/>
+        </w:rPr>
+        <w:t xml:space="preserve"> </w:t>
+      </w:r>
+      <w:r>
+        <w:rPr>
+          <w:rStyle w:val="FunctionTok"/>
+        </w:rPr>
+        <w:t xml:space="preserve">c</w:t>
+      </w:r>
+      <w:r>
+        <w:rPr>
+          <w:rStyle w:val="NormalTok"/>
+        </w:rPr>
+        <w:t xml:space="preserve">(</w:t>
+      </w:r>
+      <w:r>
+        <w:rPr>
+          <w:rStyle w:val="StringTok"/>
+        </w:rPr>
+        <w:t xml:space="preserve">"Blue"</w:t>
+      </w:r>
+      <w:r>
+        <w:rPr>
+          <w:rStyle w:val="NormalTok"/>
+        </w:rPr>
+        <w:t xml:space="preserve">)</w:t>
+      </w:r>
+      <w:r>
+        <w:br/>
+      </w:r>
+      <w:r>
+        <w:rPr>
+          <w:rStyle w:val="NormalTok"/>
+        </w:rPr>
+        <w:t xml:space="preserve">grf </w:t>
+      </w:r>
+      <w:r>
+        <w:rPr>
+          <w:rStyle w:val="OtherTok"/>
+        </w:rPr>
+        <w:t xml:space="preserve">&lt;-</w:t>
+      </w:r>
+      <w:r>
+        <w:rPr>
+          <w:rStyle w:val="NormalTok"/>
+        </w:rPr>
+        <w:t xml:space="preserve"> </w:t>
+      </w:r>
+      <w:r>
+        <w:rPr>
+          <w:rStyle w:val="FunctionTok"/>
+        </w:rPr>
+        <w:t xml:space="preserve">plot_series</w:t>
+      </w:r>
+      <w:r>
+        <w:rPr>
+          <w:rStyle w:val="NormalTok"/>
+        </w:rPr>
+        <w:t xml:space="preserve">(fit_loss, </w:t>
       </w:r>
       <w:r>
         <w:rPr>
           <w:rStyle w:val="AttributeTok"/>
         </w:rPr>
-        <w:t xml:space="preserve">train_loss =</w:t>
-      </w:r>
-      <w:r>
-        <w:rPr>
-          <w:rStyle w:val="NormalTok"/>
-        </w:rPr>
-        <w:t xml:space="preserve"> auto</w:t>
-      </w:r>
-      <w:r>
-        <w:rPr>
-          <w:rStyle w:val="SpecialCharTok"/>
-        </w:rPr>
-        <w:t xml:space="preserve">$</w:t>
-      </w:r>
-      <w:r>
-        <w:rPr>
-          <w:rStyle w:val="NormalTok"/>
-        </w:rPr>
-        <w:t xml:space="preserve">train_loss,</w:t>
-      </w:r>
-      <w:r>
-        <w:br/>
-      </w:r>
-      <w:r>
-        <w:rPr>
-          <w:rStyle w:val="NormalTok"/>
-        </w:rPr>
-        <w:t xml:space="preserve">  </w:t>
-      </w:r>
-      <w:r>
-        <w:rPr>
-          <w:rStyle w:val="AttributeTok"/>
-        </w:rPr>
-        <w:t xml:space="preserve">val_loss =</w:t>
-      </w:r>
-      <w:r>
-        <w:rPr>
-          <w:rStyle w:val="NormalTok"/>
-        </w:rPr>
-        <w:t xml:space="preserve"> auto</w:t>
-      </w:r>
-      <w:r>
-        <w:rPr>
-          <w:rStyle w:val="SpecialCharTok"/>
-        </w:rPr>
-        <w:t xml:space="preserve">$</w:t>
-      </w:r>
-      <w:r>
-        <w:rPr>
-          <w:rStyle w:val="NormalTok"/>
-        </w:rPr>
-        <w:t xml:space="preserve">val_loss</w:t>
-      </w:r>
-      <w:r>
-        <w:br/>
-      </w:r>
-      <w:r>
-        <w:rPr>
-          <w:rStyle w:val="NormalTok"/>
-        </w:rPr>
-        <w:t xml:space="preserve">)</w:t>
-      </w:r>
-      <w:r>
-        <w:br/>
-      </w:r>
-      <w:r>
-        <w:rPr>
-          <w:rStyle w:val="NormalTok"/>
-        </w:rPr>
-        <w:t xml:space="preserve">grf </w:t>
-      </w:r>
-      <w:r>
-        <w:rPr>
-          <w:rStyle w:val="OtherTok"/>
-        </w:rPr>
-        <w:t xml:space="preserve">&lt;-</w:t>
-      </w:r>
-      <w:r>
-        <w:rPr>
-          <w:rStyle w:val="NormalTok"/>
-        </w:rPr>
-        <w:t xml:space="preserve"> </w:t>
-      </w:r>
-      <w:r>
-        <w:rPr>
-          <w:rStyle w:val="FunctionTok"/>
-        </w:rPr>
-        <w:t xml:space="preserve">plot_series</w:t>
-      </w:r>
-      <w:r>
-        <w:rPr>
-          <w:rStyle w:val="NormalTok"/>
-        </w:rPr>
-        <w:t xml:space="preserve">(fit_loss, </w:t>
-      </w:r>
-      <w:r>
-        <w:rPr>
-          <w:rStyle w:val="AttributeTok"/>
-        </w:rPr>
         <w:t xml:space="preserve">colors =</w:t>
       </w:r>
       <w:r>
         <w:rPr>
           <w:rStyle w:val="NormalTok"/>
         </w:rPr>
-        <w:t xml:space="preserve"> </w:t>
-      </w:r>
-      <w:r>
-        <w:rPr>
-          <w:rStyle w:val="FunctionTok"/>
-        </w:rPr>
-        <w:t xml:space="preserve">c</w:t>
-      </w:r>
-      <w:r>
-        <w:rPr>
-          <w:rStyle w:val="NormalTok"/>
-        </w:rPr>
-        <w:t xml:space="preserve">(</w:t>
-      </w:r>
-      <w:r>
-        <w:rPr>
-          <w:rStyle w:val="StringTok"/>
-        </w:rPr>
-        <w:t xml:space="preserve">'Blue'</w:t>
-      </w:r>
-      <w:r>
-        <w:rPr>
-          <w:rStyle w:val="NormalTok"/>
-        </w:rPr>
-        <w:t xml:space="preserve">, </w:t>
-      </w:r>
-      <w:r>
-        <w:rPr>
-          <w:rStyle w:val="StringTok"/>
-        </w:rPr>
-        <w:t xml:space="preserve">'Orange'</w:t>
-      </w:r>
-      <w:r>
-        <w:rPr>
-          <w:rStyle w:val="NormalTok"/>
-        </w:rPr>
-        <w:t xml:space="preserve">))</w:t>
+        <w:t xml:space="preserve"> colors)</w:t>
       </w:r>
       <w:r>
         <w:br/>
@@ -1094,18 +1313,18 @@
           <wp:inline>
             <wp:extent cx="4620126" cy="3696101"/>
             <wp:effectExtent b="0" l="0" r="0" t="0"/>
-            <wp:docPr descr="" title="" id="21" name="Picture"/>
+            <wp:docPr descr="" title="" id="10" name="Picture"/>
             <a:graphic>
               <a:graphicData uri="http://schemas.openxmlformats.org/drawingml/2006/picture">
                 <pic:pic>
                   <pic:nvPicPr>
-                    <pic:cNvPr descr="/home/gpca/daltoolboxdp/examples/autoencoder/doc/autoenc_stacked_ed_files/figure-docx/unnamed-chunk-7-1.png" id="22" name="Picture"/>
+                    <pic:cNvPr descr="C:\Git\dal\daltoolboxdp\examples\autoencoder\doc\autoenc_stacked_ed_files/7051a5c4bc5b4f920dfb09d2c825daa09d656231.png" id="11" name="Picture"/>
                     <pic:cNvPicPr>
                       <a:picLocks noChangeArrowheads="1" noChangeAspect="1"/>
                     </pic:cNvPicPr>
                   </pic:nvPicPr>
                   <pic:blipFill>
-                    <a:blip r:embed="rId20"/>
+                    <a:blip r:embed="rId9"/>
                     <a:stretch>
                       <a:fillRect/>
                     </a:stretch>
@@ -1323,7 +1542,7 @@
         <w:rPr>
           <w:rStyle w:val="VerbatimChar"/>
         </w:rPr>
-        <w:t xml:space="preserve">## [1,] 0.7276706 0.8301271 0.9129298 0.9692200 1.0014572</w:t>
+        <w:t xml:space="preserve">## [1,] 0.8523223 0.8722987 0.9272569 0.8885244 0.8601161</w:t>
       </w:r>
       <w:r>
         <w:br/>
@@ -1332,7 +1551,7 @@
         <w:rPr>
           <w:rStyle w:val="VerbatimChar"/>
         </w:rPr>
-        <w:t xml:space="preserve">## [2,] 0.8293211 0.9121391 0.9700779 0.9979044 0.9980862</w:t>
+        <w:t xml:space="preserve">## [2,] 0.9150851 0.9354568 0.9963372 0.9430361 0.9206288</w:t>
       </w:r>
       <w:r>
         <w:br/>
@@ -1341,7 +1560,7 @@
         <w:rPr>
           <w:rStyle w:val="VerbatimChar"/>
         </w:rPr>
-        <w:t xml:space="preserve">## [3,] 0.9129775 0.9705376 0.9991745 0.9967729 0.9620818</w:t>
+        <w:t xml:space="preserve">## [3,] 0.9466779 0.9672030 1.0311244 0.9704351 0.9507736</w:t>
       </w:r>
       <w:r>
         <w:br/>
@@ -1350,7 +1569,7 @@
         <w:rPr>
           <w:rStyle w:val="VerbatimChar"/>
         </w:rPr>
-        <w:t xml:space="preserve">## [4,] 0.9702757 0.9988500 0.9973372 0.9646384 0.9006965</w:t>
+        <w:t xml:space="preserve">## [4,] 0.9470128 0.9675396 1.0314932 0.9707246 0.9510920</w:t>
       </w:r>
       <w:r>
         <w:br/>
@@ -1359,7 +1578,7 @@
         <w:rPr>
           <w:rStyle w:val="VerbatimChar"/>
         </w:rPr>
-        <w:t xml:space="preserve">## [5,] 0.9995562 0.9950175 0.9629198 0.8993327 0.8147154</w:t>
+        <w:t xml:space="preserve">## [5,] 0.9191545 0.9395333 1.0008104 0.9466132 0.9245506</w:t>
       </w:r>
       <w:r>
         <w:br/>
@@ -1368,7 +1587,7 @@
         <w:rPr>
           <w:rStyle w:val="VerbatimChar"/>
         </w:rPr>
-        <w:t xml:space="preserve">## [6,] 0.9995083 0.9625551 0.9010738 0.8113378 0.7082717</w:t>
+        <w:t xml:space="preserve">## [6,] 0.8630866 0.8831245 0.9390996 0.8979050 0.8705298</w:t>
       </w:r>
     </w:p>
     <w:p>
@@ -1813,7 +2032,7 @@
         <w:rPr>
           <w:rStyle w:val="VerbatimChar"/>
         </w:rPr>
-        <w:t xml:space="preserve">## [1] "t4 R2 test: 0.999901653584512 MAPE: 0.00118003128543915"</w:t>
+        <w:t xml:space="preserve">## [1] "t4 R2 test: 0.342099908703846 MAPE: 0.172589596082837"</w:t>
       </w:r>
       <w:r>
         <w:br/>
@@ -1822,7 +2041,7 @@
         <w:rPr>
           <w:rStyle w:val="VerbatimChar"/>
         </w:rPr>
-        <w:t xml:space="preserve">## [1] "t3 R2 test: 0.999980495847864 MAPE: 0.000825652921709503"</w:t>
+        <w:t xml:space="preserve">## [1] "t3 R2 test: 0.906012353248402 MAPE: 0.0867332356969701"</w:t>
       </w:r>
       <w:r>
         <w:br/>
@@ -1831,7 +2050,7 @@
         <w:rPr>
           <w:rStyle w:val="VerbatimChar"/>
         </w:rPr>
-        <w:t xml:space="preserve">## [1] "t2 R2 test: 0.999992597893815 MAPE: 0.000738927585513478"</w:t>
+        <w:t xml:space="preserve">## [1] "t2 R2 test: 0.997723075643945 MAPE: 0.0328536228014256"</w:t>
       </w:r>
       <w:r>
         <w:br/>
@@ -1840,7 +2059,7 @@
         <w:rPr>
           <w:rStyle w:val="VerbatimChar"/>
         </w:rPr>
-        <w:t xml:space="preserve">## [1] "t1 R2 test: 0.999974219504869 MAPE: 0.00137190677630578"</w:t>
+        <w:t xml:space="preserve">## [1] "t1 R2 test: 0.945122910827117 MAPE: 0.160275640110591"</w:t>
       </w:r>
       <w:r>
         <w:br/>
@@ -1849,7 +2068,7 @@
         <w:rPr>
           <w:rStyle w:val="VerbatimChar"/>
         </w:rPr>
-        <w:t xml:space="preserve">## [1] "t0 R2 test: 0.999977525541131 MAPE: 0.0023938843230971"</w:t>
+        <w:t xml:space="preserve">## [1] "t0 R2 test: 0.872571011167948 MAPE: 0.293591398221106"</w:t>
       </w:r>
     </w:p>
     <w:p>
@@ -1937,7 +2156,7 @@
         <w:rPr>
           <w:rStyle w:val="VerbatimChar"/>
         </w:rPr>
-        <w:t xml:space="preserve">## [1] "Means R2 test: 0.999965298474438 MAPE: 0.001302080578413"</w:t>
+        <w:t xml:space="preserve">## [1] "Means R2 test: 0.812705851918252 MAPE: 0.149208698582586"</w:t>
       </w:r>
     </w:p>
     <w:p>
@@ -1954,7 +2173,7 @@
         <w:t xml:space="preserve">- Bengio, Y., Lamblin, P., Popovici, D., &amp; Larochelle, H. (2007). Greedy layer-wise training of deep networks. NIPS.</w:t>
       </w:r>
     </w:p>
-    <w:bookmarkEnd w:id="23"/>
+    <w:bookmarkEnd w:id="12"/>
     <w:sectPr>
       <w:footnotePr>
         <w:numRestart w:val="eachSect"/>
@@ -2076,10 +2295,10 @@
   <w:docDefaults>
     <w:rPrDefault>
       <w:rPr>
-        <w:rFonts w:asciiTheme="minorHAnsi" w:cstheme="minorBidi" w:eastAsiaTheme="minorHAnsi" w:hAnsiTheme="minorHAnsi"/>
+        <w:rFonts w:asciiTheme="minorHAnsi" w:cstheme="minorBidi" w:eastAsiaTheme="minorEastAsia" w:hAnsiTheme="minorHAnsi"/>
         <w:sz w:val="24"/>
         <w:szCs w:val="24"/>
-        <w:lang w:bidi="ar-SA" w:eastAsia="en-US" w:val="en-US"/>
+        <w:lang w:bidi="ar-SA" w:eastAsia="zh-CN" w:val="en-US"/>
       </w:rPr>
     </w:rPrDefault>
     <w:pPrDefault>
@@ -2620,13 +2839,6 @@
       </w:tblCellMar>
     </w:tblPr>
     <w:tblStylePr w:type="firstRow">
-      <w:tblPr>
-        <w:jc w:val="left"/>
-        <w:tblInd w:type="dxa" w:w="0"/>
-      </w:tblPr>
-      <w:trPr>
-        <w:jc w:val="left"/>
-      </w:trPr>
       <w:tcPr>
         <w:tcBorders>
           <w:bottom w:val="single"/>

--- a/examples/autoencoder/doc/autoenc_stacked_ed.docx
+++ b/examples/autoencoder/doc/autoenc_stacked_ed.docx
@@ -811,6 +811,185 @@
           <w:rStyle w:val="NormalTok"/>
         </w:rPr>
         <w:t xml:space="preserve">(auto, train)</w:t>
+      </w:r>
+    </w:p>
+    <w:p>
+      <w:pPr>
+        <w:pStyle w:val="FirstParagraph"/>
+      </w:pPr>
+      <w:r>
+        <w:t xml:space="preserve">Constructor configuration</w:t>
+      </w:r>
+      <w:r>
+        <w:t xml:space="preserve"> </w:t>
+      </w:r>
+      <w:r>
+        <w:t xml:space="preserve">- Fixed-epoch baseline: set</w:t>
+      </w:r>
+      <w:r>
+        <w:t xml:space="preserve"> </w:t>
+      </w:r>
+      <w:r>
+        <w:rPr>
+          <w:rStyle w:val="VerbatimChar"/>
+        </w:rPr>
+        <w:t xml:space="preserve">epochs</w:t>
+      </w:r>
+      <w:r>
+        <w:t xml:space="preserve"> </w:t>
+      </w:r>
+      <w:r>
+        <w:t xml:space="preserve">and keep</w:t>
+      </w:r>
+      <w:r>
+        <w:t xml:space="preserve"> </w:t>
+      </w:r>
+      <w:r>
+        <w:rPr>
+          <w:rStyle w:val="VerbatimChar"/>
+        </w:rPr>
+        <w:t xml:space="preserve">validation_strategy = "static"</w:t>
+      </w:r>
+      <w:r>
+        <w:t xml:space="preserve"> </w:t>
+      </w:r>
+      <w:r>
+        <w:t xml:space="preserve">with</w:t>
+      </w:r>
+      <w:r>
+        <w:t xml:space="preserve"> </w:t>
+      </w:r>
+      <w:r>
+        <w:rPr>
+          <w:rStyle w:val="VerbatimChar"/>
+        </w:rPr>
+        <w:t xml:space="preserve">stopping_rule = "none"</w:t>
+      </w:r>
+      <w:r>
+        <w:t xml:space="preserve">.</w:t>
+      </w:r>
+      <w:r>
+        <w:t xml:space="preserve"> </w:t>
+      </w:r>
+      <w:r>
+        <w:t xml:space="preserve">- Static early stopping: keep</w:t>
+      </w:r>
+      <w:r>
+        <w:t xml:space="preserve"> </w:t>
+      </w:r>
+      <w:r>
+        <w:rPr>
+          <w:rStyle w:val="VerbatimChar"/>
+        </w:rPr>
+        <w:t xml:space="preserve">validation_strategy = "static"</w:t>
+      </w:r>
+      <w:r>
+        <w:t xml:space="preserve"> </w:t>
+      </w:r>
+      <w:r>
+        <w:t xml:space="preserve">and choose</w:t>
+      </w:r>
+      <w:r>
+        <w:t xml:space="preserve"> </w:t>
+      </w:r>
+      <w:r>
+        <w:rPr>
+          <w:rStyle w:val="VerbatimChar"/>
+        </w:rPr>
+        <w:t xml:space="preserve">stopping_rule = "patience"</w:t>
+      </w:r>
+      <w:r>
+        <w:t xml:space="preserve">,</w:t>
+      </w:r>
+      <w:r>
+        <w:t xml:space="preserve"> </w:t>
+      </w:r>
+      <w:r>
+        <w:rPr>
+          <w:rStyle w:val="VerbatimChar"/>
+        </w:rPr>
+        <w:t xml:space="preserve">"sma"</w:t>
+      </w:r>
+      <w:r>
+        <w:t xml:space="preserve">,</w:t>
+      </w:r>
+      <w:r>
+        <w:t xml:space="preserve"> </w:t>
+      </w:r>
+      <w:r>
+        <w:rPr>
+          <w:rStyle w:val="VerbatimChar"/>
+        </w:rPr>
+        <w:t xml:space="preserve">"ema"</w:t>
+      </w:r>
+      <w:r>
+        <w:t xml:space="preserve">, or</w:t>
+      </w:r>
+      <w:r>
+        <w:t xml:space="preserve"> </w:t>
+      </w:r>
+      <w:r>
+        <w:rPr>
+          <w:rStyle w:val="VerbatimChar"/>
+        </w:rPr>
+        <w:t xml:space="preserve">"h"</w:t>
+      </w:r>
+      <w:r>
+        <w:t xml:space="preserve">.</w:t>
+      </w:r>
+      <w:r>
+        <w:t xml:space="preserve"> </w:t>
+      </w:r>
+      <w:r>
+        <w:t xml:space="preserve">- Dynamic early stopping: switch</w:t>
+      </w:r>
+      <w:r>
+        <w:t xml:space="preserve"> </w:t>
+      </w:r>
+      <w:r>
+        <w:rPr>
+          <w:rStyle w:val="VerbatimChar"/>
+        </w:rPr>
+        <w:t xml:space="preserve">validation_strategy = "dynamic"</w:t>
+      </w:r>
+      <w:r>
+        <w:t xml:space="preserve"> </w:t>
+      </w:r>
+      <w:r>
+        <w:t xml:space="preserve">and reuse the same stopping rules.</w:t>
+      </w:r>
+      <w:r>
+        <w:t xml:space="preserve"> </w:t>
+      </w:r>
+      <w:r>
+        <w:t xml:space="preserve">- The loss plot below always shows</w:t>
+      </w:r>
+      <w:r>
+        <w:t xml:space="preserve"> </w:t>
+      </w:r>
+      <w:r>
+        <w:rPr>
+          <w:rStyle w:val="VerbatimChar"/>
+        </w:rPr>
+        <w:t xml:space="preserve">train_loss</w:t>
+      </w:r>
+      <w:r>
+        <w:t xml:space="preserve">; it adds</w:t>
+      </w:r>
+      <w:r>
+        <w:t xml:space="preserve"> </w:t>
+      </w:r>
+      <w:r>
+        <w:rPr>
+          <w:rStyle w:val="VerbatimChar"/>
+        </w:rPr>
+        <w:t xml:space="preserve">val_loss</w:t>
+      </w:r>
+      <w:r>
+        <w:t xml:space="preserve"> </w:t>
+      </w:r>
+      <w:r>
+        <w:t xml:space="preserve">when validation is active.</w:t>
       </w:r>
     </w:p>
     <w:p>

--- a/examples/autoencoder/doc/autoenc_stacked_ed.docx
+++ b/examples/autoencoder/doc/autoenc_stacked_ed.docx
@@ -824,7 +824,7 @@
         <w:t xml:space="preserve"> </w:t>
       </w:r>
       <w:r>
-        <w:t xml:space="preserve">- Fixed-epoch baseline: set</w:t>
+        <w:t xml:space="preserve">- Fixed-epoch baseline: omit</w:t>
       </w:r>
       <w:r>
         <w:t xml:space="preserve"> </w:t>
@@ -839,7 +839,7 @@
         <w:t xml:space="preserve"> </w:t>
       </w:r>
       <w:r>
-        <w:t xml:space="preserve">and keep</w:t>
+        <w:t xml:space="preserve">to use the default value and keep</w:t>
       </w:r>
       <w:r>
         <w:t xml:space="preserve"> </w:t>

--- a/examples/autoencoder/doc/autoenc_stacked_ed.docx
+++ b/examples/autoencoder/doc/autoenc_stacked_ed.docx
@@ -994,6 +994,35 @@
     </w:p>
     <w:p>
       <w:pPr>
+        <w:pStyle w:val="BodyText"/>
+      </w:pPr>
+      <w:r>
+        <w:t xml:space="preserve">Architecture variations</w:t>
+      </w:r>
+      <w:r>
+        <w:t xml:space="preserve"> </w:t>
+      </w:r>
+      <w:r>
+        <w:t xml:space="preserve">- Stage-specific latent sizes and stage-specific dense blocks now make</w:t>
+      </w:r>
+      <w:r>
+        <w:t xml:space="preserve"> </w:t>
+      </w:r>
+      <w:r>
+        <w:rPr>
+          <w:rStyle w:val="VerbatimChar"/>
+        </w:rPr>
+        <w:t xml:space="preserve">k</w:t>
+      </w:r>
+      <w:r>
+        <w:t xml:space="preserve"> </w:t>
+      </w:r>
+      <w:r>
+        <w:t xml:space="preserve">a real architecture parameter instead of only a repetition count.</w:t>
+      </w:r>
+    </w:p>
+    <w:p>
+      <w:pPr>
         <w:pStyle w:val="SourceCode"/>
       </w:pPr>
       <w:r>
@@ -1497,7 +1526,7 @@
               <a:graphicData uri="http://schemas.openxmlformats.org/drawingml/2006/picture">
                 <pic:pic>
                   <pic:nvPicPr>
-                    <pic:cNvPr descr="C:\Git\dal\daltoolboxdp\examples\autoencoder\doc\autoenc_stacked_ed_files/7051a5c4bc5b4f920dfb09d2c825daa09d656231.png" id="11" name="Picture"/>
+                    <pic:cNvPr descr="/home/gpca/daltoolboxdp/examples/autoencoder/doc/autoenc_stacked_ed_files/f6582d6b8ecdf0e004a0e40ef3b7528f6da35896.png" id="11" name="Picture"/>
                     <pic:cNvPicPr>
                       <a:picLocks noChangeArrowheads="1" noChangeAspect="1"/>
                     </pic:cNvPicPr>
@@ -1721,52 +1750,52 @@
         <w:rPr>
           <w:rStyle w:val="VerbatimChar"/>
         </w:rPr>
-        <w:t xml:space="preserve">## [1,] 0.8523223 0.8722987 0.9272569 0.8885244 0.8601161</w:t>
-      </w:r>
-      <w:r>
-        <w:br/>
-      </w:r>
-      <w:r>
-        <w:rPr>
-          <w:rStyle w:val="VerbatimChar"/>
-        </w:rPr>
-        <w:t xml:space="preserve">## [2,] 0.9150851 0.9354568 0.9963372 0.9430361 0.9206288</w:t>
-      </w:r>
-      <w:r>
-        <w:br/>
-      </w:r>
-      <w:r>
-        <w:rPr>
-          <w:rStyle w:val="VerbatimChar"/>
-        </w:rPr>
-        <w:t xml:space="preserve">## [3,] 0.9466779 0.9672030 1.0311244 0.9704351 0.9507736</w:t>
-      </w:r>
-      <w:r>
-        <w:br/>
-      </w:r>
-      <w:r>
-        <w:rPr>
-          <w:rStyle w:val="VerbatimChar"/>
-        </w:rPr>
-        <w:t xml:space="preserve">## [4,] 0.9470128 0.9675396 1.0314932 0.9707246 0.9510920</w:t>
-      </w:r>
-      <w:r>
-        <w:br/>
-      </w:r>
-      <w:r>
-        <w:rPr>
-          <w:rStyle w:val="VerbatimChar"/>
-        </w:rPr>
-        <w:t xml:space="preserve">## [5,] 0.9191545 0.9395333 1.0008104 0.9466132 0.9245506</w:t>
-      </w:r>
-      <w:r>
-        <w:br/>
-      </w:r>
-      <w:r>
-        <w:rPr>
-          <w:rStyle w:val="VerbatimChar"/>
-        </w:rPr>
-        <w:t xml:space="preserve">## [6,] 0.8630866 0.8831245 0.9390996 0.8979050 0.8705298</w:t>
+        <w:t xml:space="preserve">## [1,] 0.8509300 0.8979189 0.9208931 0.8904842 0.8677337</w:t>
+      </w:r>
+      <w:r>
+        <w:br/>
+      </w:r>
+      <w:r>
+        <w:rPr>
+          <w:rStyle w:val="VerbatimChar"/>
+        </w:rPr>
+        <w:t xml:space="preserve">## [2,] 0.8997335 0.9594116 0.9710128 0.9336456 0.9120408</w:t>
+      </w:r>
+      <w:r>
+        <w:br/>
+      </w:r>
+      <w:r>
+        <w:rPr>
+          <w:rStyle w:val="VerbatimChar"/>
+        </w:rPr>
+        <w:t xml:space="preserve">## [3,] 0.9249853 0.9925581 0.9963403 0.9550974 0.9342415</w:t>
+      </w:r>
+      <w:r>
+        <w:br/>
+      </w:r>
+      <w:r>
+        <w:rPr>
+          <w:rStyle w:val="VerbatimChar"/>
+        </w:rPr>
+        <w:t xml:space="preserve">## [4,] 0.9265983 0.9946742 0.9979579 0.9564667 0.9356609</w:t>
+      </w:r>
+      <w:r>
+        <w:br/>
+      </w:r>
+      <w:r>
+        <w:rPr>
+          <w:rStyle w:val="VerbatimChar"/>
+        </w:rPr>
+        <w:t xml:space="preserve">## [5,] 0.9042822 0.9653795 0.9755746 0.9375066 0.9160440</w:t>
+      </w:r>
+      <w:r>
+        <w:br/>
+      </w:r>
+      <w:r>
+        <w:rPr>
+          <w:rStyle w:val="VerbatimChar"/>
+        </w:rPr>
+        <w:t xml:space="preserve">## [6,] 0.8602257 0.9086162 0.9306701 0.8991287 0.8762906</w:t>
       </w:r>
     </w:p>
     <w:p>
@@ -2211,43 +2240,43 @@
         <w:rPr>
           <w:rStyle w:val="VerbatimChar"/>
         </w:rPr>
-        <w:t xml:space="preserve">## [1] "t4 R2 test: 0.342099908703846 MAPE: 0.172589596082837"</w:t>
-      </w:r>
-      <w:r>
-        <w:br/>
-      </w:r>
-      <w:r>
-        <w:rPr>
-          <w:rStyle w:val="VerbatimChar"/>
-        </w:rPr>
-        <w:t xml:space="preserve">## [1] "t3 R2 test: 0.906012353248402 MAPE: 0.0867332356969701"</w:t>
-      </w:r>
-      <w:r>
-        <w:br/>
-      </w:r>
-      <w:r>
-        <w:rPr>
-          <w:rStyle w:val="VerbatimChar"/>
-        </w:rPr>
-        <w:t xml:space="preserve">## [1] "t2 R2 test: 0.997723075643945 MAPE: 0.0328536228014256"</w:t>
-      </w:r>
-      <w:r>
-        <w:br/>
-      </w:r>
-      <w:r>
-        <w:rPr>
-          <w:rStyle w:val="VerbatimChar"/>
-        </w:rPr>
-        <w:t xml:space="preserve">## [1] "t1 R2 test: 0.945122910827117 MAPE: 0.160275640110591"</w:t>
-      </w:r>
-      <w:r>
-        <w:br/>
-      </w:r>
-      <w:r>
-        <w:rPr>
-          <w:rStyle w:val="VerbatimChar"/>
-        </w:rPr>
-        <w:t xml:space="preserve">## [1] "t0 R2 test: 0.872571011167948 MAPE: 0.293591398221106"</w:t>
+        <w:t xml:space="preserve">## [1] "t4 R2 test: 0.357087609659606 MAPE: 0.157628913583403"</w:t>
+      </w:r>
+      <w:r>
+        <w:br/>
+      </w:r>
+      <w:r>
+        <w:rPr>
+          <w:rStyle w:val="VerbatimChar"/>
+        </w:rPr>
+        <w:t xml:space="preserve">## [1] "t3 R2 test: 0.911690316648528 MAPE: 0.080964258853577"</w:t>
+      </w:r>
+      <w:r>
+        <w:br/>
+      </w:r>
+      <w:r>
+        <w:rPr>
+          <w:rStyle w:val="VerbatimChar"/>
+        </w:rPr>
+        <w:t xml:space="preserve">## [1] "t2 R2 test: 0.994234044118296 MAPE: 0.0373258585555659"</w:t>
+      </w:r>
+      <w:r>
+        <w:br/>
+      </w:r>
+      <w:r>
+        <w:rPr>
+          <w:rStyle w:val="VerbatimChar"/>
+        </w:rPr>
+        <w:t xml:space="preserve">## [1] "t1 R2 test: 0.935566257775938 MAPE: 0.170525323803618"</w:t>
+      </w:r>
+      <w:r>
+        <w:br/>
+      </w:r>
+      <w:r>
+        <w:rPr>
+          <w:rStyle w:val="VerbatimChar"/>
+        </w:rPr>
+        <w:t xml:space="preserve">## [1] "t0 R2 test: 0.857831326116813 MAPE: 0.359416734176664"</w:t>
       </w:r>
     </w:p>
     <w:p>
@@ -2335,7 +2364,7 @@
         <w:rPr>
           <w:rStyle w:val="VerbatimChar"/>
         </w:rPr>
-        <w:t xml:space="preserve">## [1] "Means R2 test: 0.812705851918252 MAPE: 0.149208698582586"</w:t>
+        <w:t xml:space="preserve">## [1] "Means R2 test: 0.811281910863836 MAPE: 0.161172217794566"</w:t>
       </w:r>
     </w:p>
     <w:p>

--- a/examples/autoencoder/doc/autoenc_stacked_ed.docx
+++ b/examples/autoencoder/doc/autoenc_stacked_ed.docx
@@ -1526,7 +1526,7 @@
               <a:graphicData uri="http://schemas.openxmlformats.org/drawingml/2006/picture">
                 <pic:pic>
                   <pic:nvPicPr>
-                    <pic:cNvPr descr="/home/gpca/daltoolboxdp/examples/autoencoder/doc/autoenc_stacked_ed_files/f6582d6b8ecdf0e004a0e40ef3b7528f6da35896.png" id="11" name="Picture"/>
+                    <pic:cNvPr descr="C:\Git\dal\daltoolboxdp\examples\autoencoder\doc\autoenc_stacked_ed_files/2977824e958561e259357b9ecc1301be52f899de.png" id="11" name="Picture"/>
                     <pic:cNvPicPr>
                       <a:picLocks noChangeArrowheads="1" noChangeAspect="1"/>
                     </pic:cNvPicPr>
@@ -1750,52 +1750,52 @@
         <w:rPr>
           <w:rStyle w:val="VerbatimChar"/>
         </w:rPr>
-        <w:t xml:space="preserve">## [1,] 0.8509300 0.8979189 0.9208931 0.8904842 0.8677337</w:t>
-      </w:r>
-      <w:r>
-        <w:br/>
-      </w:r>
-      <w:r>
-        <w:rPr>
-          <w:rStyle w:val="VerbatimChar"/>
-        </w:rPr>
-        <w:t xml:space="preserve">## [2,] 0.8997335 0.9594116 0.9710128 0.9336456 0.9120408</w:t>
-      </w:r>
-      <w:r>
-        <w:br/>
-      </w:r>
-      <w:r>
-        <w:rPr>
-          <w:rStyle w:val="VerbatimChar"/>
-        </w:rPr>
-        <w:t xml:space="preserve">## [3,] 0.9249853 0.9925581 0.9963403 0.9550974 0.9342415</w:t>
-      </w:r>
-      <w:r>
-        <w:br/>
-      </w:r>
-      <w:r>
-        <w:rPr>
-          <w:rStyle w:val="VerbatimChar"/>
-        </w:rPr>
-        <w:t xml:space="preserve">## [4,] 0.9265983 0.9946742 0.9979579 0.9564667 0.9356609</w:t>
-      </w:r>
-      <w:r>
-        <w:br/>
-      </w:r>
-      <w:r>
-        <w:rPr>
-          <w:rStyle w:val="VerbatimChar"/>
-        </w:rPr>
-        <w:t xml:space="preserve">## [5,] 0.9042822 0.9653795 0.9755746 0.9375066 0.9160440</w:t>
-      </w:r>
-      <w:r>
-        <w:br/>
-      </w:r>
-      <w:r>
-        <w:rPr>
-          <w:rStyle w:val="VerbatimChar"/>
-        </w:rPr>
-        <w:t xml:space="preserve">## [6,] 0.8602257 0.9086162 0.9306701 0.8991287 0.8762906</w:t>
+        <w:t xml:space="preserve">## [1,] 0.8509302 0.8979189 0.9208931 0.8904841 0.8677337</w:t>
+      </w:r>
+      <w:r>
+        <w:br/>
+      </w:r>
+      <w:r>
+        <w:rPr>
+          <w:rStyle w:val="VerbatimChar"/>
+        </w:rPr>
+        <w:t xml:space="preserve">## [2,] 0.8997335 0.9594119 0.9710128 0.9336456 0.9120408</w:t>
+      </w:r>
+      <w:r>
+        <w:br/>
+      </w:r>
+      <w:r>
+        <w:rPr>
+          <w:rStyle w:val="VerbatimChar"/>
+        </w:rPr>
+        <w:t xml:space="preserve">## [3,] 0.9249855 0.9925581 0.9963404 0.9550974 0.9342414</w:t>
+      </w:r>
+      <w:r>
+        <w:br/>
+      </w:r>
+      <w:r>
+        <w:rPr>
+          <w:rStyle w:val="VerbatimChar"/>
+        </w:rPr>
+        <w:t xml:space="preserve">## [4,] 0.9265983 0.9946743 0.9979579 0.9564667 0.9356610</w:t>
+      </w:r>
+      <w:r>
+        <w:br/>
+      </w:r>
+      <w:r>
+        <w:rPr>
+          <w:rStyle w:val="VerbatimChar"/>
+        </w:rPr>
+        <w:t xml:space="preserve">## [5,] 0.9042822 0.9653796 0.9755746 0.9375066 0.9160439</w:t>
+      </w:r>
+      <w:r>
+        <w:br/>
+      </w:r>
+      <w:r>
+        <w:rPr>
+          <w:rStyle w:val="VerbatimChar"/>
+        </w:rPr>
+        <w:t xml:space="preserve">## [6,] 0.8602259 0.9086162 0.9306703 0.8991288 0.8762908</w:t>
       </w:r>
     </w:p>
     <w:p>
@@ -2240,43 +2240,43 @@
         <w:rPr>
           <w:rStyle w:val="VerbatimChar"/>
         </w:rPr>
-        <w:t xml:space="preserve">## [1] "t4 R2 test: 0.357087609659606 MAPE: 0.157628913583403"</w:t>
-      </w:r>
-      <w:r>
-        <w:br/>
-      </w:r>
-      <w:r>
-        <w:rPr>
-          <w:rStyle w:val="VerbatimChar"/>
-        </w:rPr>
-        <w:t xml:space="preserve">## [1] "t3 R2 test: 0.911690316648528 MAPE: 0.080964258853577"</w:t>
-      </w:r>
-      <w:r>
-        <w:br/>
-      </w:r>
-      <w:r>
-        <w:rPr>
-          <w:rStyle w:val="VerbatimChar"/>
-        </w:rPr>
-        <w:t xml:space="preserve">## [1] "t2 R2 test: 0.994234044118296 MAPE: 0.0373258585555659"</w:t>
-      </w:r>
-      <w:r>
-        <w:br/>
-      </w:r>
-      <w:r>
-        <w:rPr>
-          <w:rStyle w:val="VerbatimChar"/>
-        </w:rPr>
-        <w:t xml:space="preserve">## [1] "t1 R2 test: 0.935566257775938 MAPE: 0.170525323803618"</w:t>
-      </w:r>
-      <w:r>
-        <w:br/>
-      </w:r>
-      <w:r>
-        <w:rPr>
-          <w:rStyle w:val="VerbatimChar"/>
-        </w:rPr>
-        <w:t xml:space="preserve">## [1] "t0 R2 test: 0.857831326116813 MAPE: 0.359416734176664"</w:t>
+        <w:t xml:space="preserve">## [1] "t4 R2 test: 0.357087459978218 MAPE: 0.157628935011587"</w:t>
+      </w:r>
+      <w:r>
+        <w:br/>
+      </w:r>
+      <w:r>
+        <w:rPr>
+          <w:rStyle w:val="VerbatimChar"/>
+        </w:rPr>
+        <w:t xml:space="preserve">## [1] "t3 R2 test: 0.911690293552482 MAPE: 0.0809642716417321"</w:t>
+      </w:r>
+      <w:r>
+        <w:br/>
+      </w:r>
+      <w:r>
+        <w:rPr>
+          <w:rStyle w:val="VerbatimChar"/>
+        </w:rPr>
+        <w:t xml:space="preserve">## [1] "t2 R2 test: 0.994234076944443 MAPE: 0.0373258176646792"</w:t>
+      </w:r>
+      <w:r>
+        <w:br/>
+      </w:r>
+      <w:r>
+        <w:rPr>
+          <w:rStyle w:val="VerbatimChar"/>
+        </w:rPr>
+        <w:t xml:space="preserve">## [1] "t1 R2 test: 0.935566102500663 MAPE: 0.170525328609701"</w:t>
+      </w:r>
+      <w:r>
+        <w:br/>
+      </w:r>
+      <w:r>
+        <w:rPr>
+          <w:rStyle w:val="VerbatimChar"/>
+        </w:rPr>
+        <w:t xml:space="preserve">## [1] "t0 R2 test: 0.85783122299692 MAPE: 0.35941672939208"</w:t>
       </w:r>
     </w:p>
     <w:p>
@@ -2364,7 +2364,7 @@
         <w:rPr>
           <w:rStyle w:val="VerbatimChar"/>
         </w:rPr>
-        <w:t xml:space="preserve">## [1] "Means R2 test: 0.811281910863836 MAPE: 0.161172217794566"</w:t>
+        <w:t xml:space="preserve">## [1] "Means R2 test: 0.811281831194545 MAPE: 0.161172216463956"</w:t>
       </w:r>
     </w:p>
     <w:p>
